--- a/pr-preview/pr-341/permutation-tests-handout.docx
+++ b/pr-preview/pr-341/permutation-tests-handout.docx
@@ -15,7 +15,7 @@
         <w:pStyle w:val="Date"/>
       </w:pPr>
       <w:r>
-        <w:t xml:space="preserve">Last modified: 2026-10-18 13:29:01 (PDT)</w:t>
+        <w:t xml:space="preserve">Last modified: 2026-10-18 14:27:47 (PDT)</w:t>
       </w:r>
     </w:p>
     <w:p>
@@ -16871,13 +16871,19 @@
         </w:numPr>
       </w:pPr>
       <w:r>
-        <w:t xml:space="preserve">Good [3]</w:t>
-      </w:r>
-      <w:r>
-        <w:t xml:space="preserve"> </w:t>
-      </w:r>
-      <w:r>
-        <w:t xml:space="preserve">is a book-length treatment of permutation tests.</w:t>
+        <w:t xml:space="preserve">Good</w:t>
+      </w:r>
+      <w:r>
+        <w:t xml:space="preserve"> </w:t>
+      </w:r>
+      <w:r>
+        <w:t xml:space="preserve">[3]</w:t>
+      </w:r>
+      <w:r>
+        <w:t xml:space="preserve"> </w:t>
+      </w:r>
+      <w:r>
+        <w:t xml:space="preserve">gives a book-length treatment of permutation tests.</w:t>
       </w:r>
     </w:p>
     <w:p>
@@ -16889,13 +16895,36 @@
         </w:numPr>
       </w:pPr>
       <w:r>
-        <w:t xml:space="preserve">Phipson and Smyth [9]</w:t>
-      </w:r>
-      <w:r>
-        <w:t xml:space="preserve"> </w:t>
-      </w:r>
-      <w:r>
-        <w:t xml:space="preserve">explains why Monte Carlo permutation p-values need the added 1.</w:t>
+        <w:t xml:space="preserve">Phipson and Smyth</w:t>
+      </w:r>
+      <w:r>
+        <w:t xml:space="preserve"> </w:t>
+      </w:r>
+      <w:r>
+        <w:t xml:space="preserve">[9]</w:t>
+      </w:r>
+      <w:r>
+        <w:t xml:space="preserve"> </w:t>
+      </w:r>
+      <w:r>
+        <w:t xml:space="preserve">explain why</w:t>
+      </w:r>
+      <w:r>
+        <w:t xml:space="preserve"> </w:t>
+      </w:r>
+      <w:hyperlink w:anchor="def-monte-carlo-p-value">
+        <w:r>
+          <w:rPr>
+            <w:rStyle w:val="Hyperlink"/>
+          </w:rPr>
+          <w:t xml:space="preserve">Monte Carlo permutation p-values</w:t>
+        </w:r>
+      </w:hyperlink>
+      <w:r>
+        <w:t xml:space="preserve"> </w:t>
+      </w:r>
+      <w:r>
+        <w:t xml:space="preserve">need the added 1.</w:t>
       </w:r>
     </w:p>
     <w:p>

--- a/pr-preview/pr-341/permutation-tests-handout.docx
+++ b/pr-preview/pr-341/permutation-tests-handout.docx
@@ -15,7 +15,7 @@
         <w:pStyle w:val="Date"/>
       </w:pPr>
       <w:r>
-        <w:t xml:space="preserve">Last modified: 2026-10-18 14:27:47 (PDT)</w:t>
+        <w:t xml:space="preserve">Last modified: 2026-10-18 17:07:37 (PDT)</w:t>
       </w:r>
     </w:p>
     <w:p>

--- a/pr-preview/pr-341/permutation-tests-handout.docx
+++ b/pr-preview/pr-341/permutation-tests-handout.docx
@@ -15,7 +15,7 @@
         <w:pStyle w:val="Date"/>
       </w:pPr>
       <w:r>
-        <w:t xml:space="preserve">Last modified: 2026-10-18 17:07:37 (PDT)</w:t>
+        <w:t xml:space="preserve">Last modified: 2026-10-18 22:00:53 (PDT)</w:t>
       </w:r>
     </w:p>
     <w:p>

--- a/pr-preview/pr-341/permutation-tests-handout.docx
+++ b/pr-preview/pr-341/permutation-tests-handout.docx
@@ -15,7 +15,7 @@
         <w:pStyle w:val="Date"/>
       </w:pPr>
       <w:r>
-        <w:t xml:space="preserve">Last modified: 2026-10-18 22:00:53 (PDT)</w:t>
+        <w:t xml:space="preserve">Last modified: 2026-10-18 23:39:02 (PDT)</w:t>
       </w:r>
     </w:p>
     <w:p>

--- a/pr-preview/pr-341/permutation-tests-handout.docx
+++ b/pr-preview/pr-341/permutation-tests-handout.docx
@@ -15,7 +15,7 @@
         <w:pStyle w:val="Date"/>
       </w:pPr>
       <w:r>
-        <w:t xml:space="preserve">Last modified: 2026-10-18 23:39:02 (PDT)</w:t>
+        <w:t xml:space="preserve">Last modified: 2026-10-19 00:34:20 (PDT)</w:t>
       </w:r>
     </w:p>
     <w:p>

--- a/pr-preview/pr-341/permutation-tests-handout.docx
+++ b/pr-preview/pr-341/permutation-tests-handout.docx
@@ -15,7 +15,7 @@
         <w:pStyle w:val="Date"/>
       </w:pPr>
       <w:r>
-        <w:t xml:space="preserve">Last modified: 2026-10-19 00:34:20 (PDT)</w:t>
+        <w:t xml:space="preserve">Last modified: 2026-10-19 00:53:49 (PDT)</w:t>
       </w:r>
     </w:p>
     <w:p>
@@ -950,16 +950,7 @@
         <w:t xml:space="preserve"> </w:t>
       </w:r>
       <w:r>
-        <w:t xml:space="preserve">if reordering them does not change their joint distribution</w:t>
-      </w:r>
-      <w:r>
-        <w:t xml:space="preserve"> </w:t>
-      </w:r>
-      <w:r>
-        <w:t xml:space="preserve">[5]</w:t>
-      </w:r>
-      <w:r>
-        <w:t xml:space="preserve">:</w:t>
+        <w:t xml:space="preserve">if reordering them does not change their joint distribution:</w:t>
       </w:r>
       <w:r>
         <w:t xml:space="preserve"> </w:t>

--- a/pr-preview/pr-341/permutation-tests-handout.docx
+++ b/pr-preview/pr-341/permutation-tests-handout.docx
@@ -15,7 +15,7 @@
         <w:pStyle w:val="Date"/>
       </w:pPr>
       <w:r>
-        <w:t xml:space="preserve">Last modified: 2026-10-19 00:53:49 (PDT)</w:t>
+        <w:t xml:space="preserve">Last modified: 2026-10-19 01:55:24 (PDT)</w:t>
       </w:r>
     </w:p>
     <w:p>

--- a/pr-preview/pr-341/permutation-tests-handout.docx
+++ b/pr-preview/pr-341/permutation-tests-handout.docx
@@ -15,7 +15,7 @@
         <w:pStyle w:val="Date"/>
       </w:pPr>
       <w:r>
-        <w:t xml:space="preserve">Last modified: 2026-10-19 01:55:24 (PDT)</w:t>
+        <w:t xml:space="preserve">Last modified: 2026-10-19 03:40:46 (PDT)</w:t>
       </w:r>
     </w:p>
     <w:p>
@@ -9731,73 +9731,73 @@
                     </m:rPr>
                     <m:t>E</m:t>
                   </m:r>
-                </m:e>
-              </m:nary>
-              <m:r>
-                <m:t>​</m:t>
-              </m:r>
-              <m:d>
-                <m:dPr>
-                  <m:begChr m:val="["/>
-                  <m:sepChr m:val=""/>
-                  <m:endChr m:val="]"/>
-                  <m:grow/>
-                </m:dPr>
-                <m:e>
-                  <m:sSub>
+                  <m:r>
+                    <m:t>​</m:t>
+                  </m:r>
+                  <m:d>
+                    <m:dPr>
+                      <m:begChr m:val="["/>
+                      <m:sepChr m:val=""/>
+                      <m:endChr m:val="]"/>
+                      <m:grow/>
+                    </m:dPr>
                     <m:e>
-                      <m:r>
-                        <m:rPr>
-                          <m:scr m:val="double-struck"/>
-                          <m:sty m:val="p"/>
-                        </m:rPr>
-                        <m:t>1</m:t>
-                      </m:r>
-                    </m:e>
-                    <m:sub>
                       <m:sSub>
                         <m:e>
                           <m:r>
-                            <m:t>N</m:t>
+                            <m:rPr>
+                              <m:scr m:val="double-struck"/>
+                              <m:sty m:val="p"/>
+                            </m:rPr>
+                            <m:t>1</m:t>
                           </m:r>
                         </m:e>
                         <m:sub>
+                          <m:sSub>
+                            <m:e>
+                              <m:r>
+                                <m:t>N</m:t>
+                              </m:r>
+                            </m:e>
+                            <m:sub>
+                              <m:r>
+                                <m:t>σ</m:t>
+                              </m:r>
+                            </m:sub>
+                          </m:sSub>
                           <m:r>
-                            <m:t>σ</m:t>
+                            <m:rPr>
+                              <m:sty m:val="p"/>
+                            </m:rPr>
+                            <m:t>(</m:t>
+                          </m:r>
+                          <m:r>
+                            <m:t>Y</m:t>
+                          </m:r>
+                          <m:r>
+                            <m:rPr>
+                              <m:sty m:val="p"/>
+                            </m:rPr>
+                            <m:t>)</m:t>
+                          </m:r>
+                          <m:r>
+                            <m:rPr>
+                              <m:sty m:val="p"/>
+                            </m:rPr>
+                            <m:t>≤</m:t>
+                          </m:r>
+                          <m:r>
+                            <m:t>k</m:t>
                           </m:r>
                         </m:sub>
                       </m:sSub>
-                      <m:r>
-                        <m:rPr>
-                          <m:sty m:val="p"/>
-                        </m:rPr>
-                        <m:t>(</m:t>
-                      </m:r>
-                      <m:r>
-                        <m:t>Y</m:t>
-                      </m:r>
-                      <m:r>
-                        <m:rPr>
-                          <m:sty m:val="p"/>
-                        </m:rPr>
-                        <m:t>)</m:t>
-                      </m:r>
-                      <m:r>
-                        <m:rPr>
-                          <m:sty m:val="p"/>
-                        </m:rPr>
-                        <m:t>≤</m:t>
-                      </m:r>
-                      <m:r>
-                        <m:t>k</m:t>
-                      </m:r>
-                    </m:sub>
-                  </m:sSub>
+                    </m:e>
+                  </m:d>
+                  <m:r>
+                    <m:t>​</m:t>
+                  </m:r>
                 </m:e>
-              </m:d>
-              <m:r>
-                <m:t>​</m:t>
-              </m:r>
+              </m:nary>
               <m:r>
                 <m:t>&amp;</m:t>
               </m:r>
